--- a/docx/HPEProLiantWindowsServerISOAutomationDocumentationIndex.docx
+++ b/docx/HPEProLiantWindowsServerISOAutomationDocumentationIndex.docx
@@ -469,8 +469,16 @@
       <w:tblPr>
         <w:tblStyle w:val="Table"/>
         <w:tblW w:type="pct" w:w="5000"/>
-        <w:tblLayout w:type="fixed"/>
+        <w:tblLayout w:type="autofit"/>
         <w:tblLook w:firstRow="1" w:lastRow="0" w:firstColumn="0" w:lastColumn="0" w:noHBand="0" w:noVBand="0" w:val="0020"/>
+        <w:tblBorders>
+          <w:top w:val="single" w:sz="6" w:space="0" w:color="auto"/>
+          <w:left w:val="single" w:sz="6" w:space="0" w:color="auto"/>
+          <w:bottom w:val="single" w:sz="6" w:space="0" w:color="auto"/>
+          <w:right w:val="single" w:sz="6" w:space="0" w:color="auto"/>
+          <w:insideH w:val="single" w:sz="6" w:space="0" w:color="auto"/>
+          <w:insideV w:val="single" w:sz="6" w:space="0" w:color="auto"/>
+        </w:tblBorders>
       </w:tblPr>
       <w:tblGrid>
         <w:gridCol w:w="3960"/>
@@ -731,8 +739,16 @@
       <w:tblPr>
         <w:tblStyle w:val="Table"/>
         <w:tblW w:type="pct" w:w="5000"/>
-        <w:tblLayout w:type="fixed"/>
+        <w:tblLayout w:type="autofit"/>
         <w:tblLook w:firstRow="1" w:lastRow="0" w:firstColumn="0" w:lastColumn="0" w:noHBand="0" w:noVBand="0" w:val="0020"/>
+        <w:tblBorders>
+          <w:top w:val="single" w:sz="6" w:space="0" w:color="auto"/>
+          <w:left w:val="single" w:sz="6" w:space="0" w:color="auto"/>
+          <w:bottom w:val="single" w:sz="6" w:space="0" w:color="auto"/>
+          <w:right w:val="single" w:sz="6" w:space="0" w:color="auto"/>
+          <w:insideH w:val="single" w:sz="6" w:space="0" w:color="auto"/>
+          <w:insideV w:val="single" w:sz="6" w:space="0" w:color="auto"/>
+        </w:tblBorders>
       </w:tblPr>
       <w:tblGrid>
         <w:gridCol w:w="3960"/>
@@ -896,8 +912,16 @@
       <w:tblPr>
         <w:tblStyle w:val="Table"/>
         <w:tblW w:type="pct" w:w="5000"/>
-        <w:tblLayout w:type="fixed"/>
+        <w:tblLayout w:type="autofit"/>
         <w:tblLook w:firstRow="1" w:lastRow="0" w:firstColumn="0" w:lastColumn="0" w:noHBand="0" w:noVBand="0" w:val="0020"/>
+        <w:tblBorders>
+          <w:top w:val="single" w:sz="6" w:space="0" w:color="auto"/>
+          <w:left w:val="single" w:sz="6" w:space="0" w:color="auto"/>
+          <w:bottom w:val="single" w:sz="6" w:space="0" w:color="auto"/>
+          <w:right w:val="single" w:sz="6" w:space="0" w:color="auto"/>
+          <w:insideH w:val="single" w:sz="6" w:space="0" w:color="auto"/>
+          <w:insideV w:val="single" w:sz="6" w:space="0" w:color="auto"/>
+        </w:tblBorders>
       </w:tblPr>
       <w:tblGrid>
         <w:gridCol w:w="3960"/>
@@ -1032,8 +1056,16 @@
       <w:tblPr>
         <w:tblStyle w:val="Table"/>
         <w:tblW w:type="pct" w:w="5000"/>
-        <w:tblLayout w:type="fixed"/>
+        <w:tblLayout w:type="autofit"/>
         <w:tblLook w:firstRow="1" w:lastRow="0" w:firstColumn="0" w:lastColumn="0" w:noHBand="0" w:noVBand="0" w:val="0020"/>
+        <w:tblBorders>
+          <w:top w:val="single" w:sz="6" w:space="0" w:color="auto"/>
+          <w:left w:val="single" w:sz="6" w:space="0" w:color="auto"/>
+          <w:bottom w:val="single" w:sz="6" w:space="0" w:color="auto"/>
+          <w:right w:val="single" w:sz="6" w:space="0" w:color="auto"/>
+          <w:insideH w:val="single" w:sz="6" w:space="0" w:color="auto"/>
+          <w:insideV w:val="single" w:sz="6" w:space="0" w:color="auto"/>
+        </w:tblBorders>
       </w:tblPr>
       <w:tblGrid>
         <w:gridCol w:w="3960"/>
@@ -1255,8 +1287,16 @@
       <w:tblPr>
         <w:tblStyle w:val="Table"/>
         <w:tblW w:type="pct" w:w="5000"/>
-        <w:tblLayout w:type="fixed"/>
+        <w:tblLayout w:type="autofit"/>
         <w:tblLook w:firstRow="1" w:lastRow="0" w:firstColumn="0" w:lastColumn="0" w:noHBand="0" w:noVBand="0" w:val="0020"/>
+        <w:tblBorders>
+          <w:top w:val="single" w:sz="6" w:space="0" w:color="auto"/>
+          <w:left w:val="single" w:sz="6" w:space="0" w:color="auto"/>
+          <w:bottom w:val="single" w:sz="6" w:space="0" w:color="auto"/>
+          <w:right w:val="single" w:sz="6" w:space="0" w:color="auto"/>
+          <w:insideH w:val="single" w:sz="6" w:space="0" w:color="auto"/>
+          <w:insideV w:val="single" w:sz="6" w:space="0" w:color="auto"/>
+        </w:tblBorders>
       </w:tblPr>
       <w:tblGrid>
         <w:gridCol w:w="3960"/>
@@ -1465,6 +1505,7 @@
     <w:bookmarkEnd w:id="40"/>
     <w:bookmarkEnd w:id="41"/>
     <w:sectPr>
+      <w:pgSz w:w="16838" w:h="11906" w:orient="landscape"/>
       <w:footnotePr>
         <w:numRestart w:val="eachSect"/>
       </w:footnotePr>
@@ -1812,6 +1853,7 @@
   <w:docDefaults>
     <w:rPrDefault>
       <w:rPr>
+        <w:color w:val="auto"/>
         <w:rFonts w:asciiTheme="minorHAnsi" w:cstheme="minorBidi" w:eastAsiaTheme="minorEastAsia" w:hAnsiTheme="minorHAnsi"/>
         <w:sz w:val="24"/>
         <w:szCs w:val="24"/>

--- a/docx/HPEProLiantWindowsServerISOAutomationDocumentationIndex.docx
+++ b/docx/HPEProLiantWindowsServerISOAutomationDocumentationIndex.docx
@@ -469,15 +469,15 @@
       <w:tblPr>
         <w:tblStyle w:val="Table"/>
         <w:tblW w:type="pct" w:w="5000"/>
-        <w:tblLayout w:type="autofit"/>
+        <w:tblLayout w:type="fixed"/>
         <w:tblLook w:firstRow="1" w:lastRow="0" w:firstColumn="0" w:lastColumn="0" w:noHBand="0" w:noVBand="0" w:val="0020"/>
         <w:tblBorders>
-          <w:top w:val="single" w:sz="6" w:space="0" w:color="auto"/>
-          <w:left w:val="single" w:sz="6" w:space="0" w:color="auto"/>
-          <w:bottom w:val="single" w:sz="6" w:space="0" w:color="auto"/>
-          <w:right w:val="single" w:sz="6" w:space="0" w:color="auto"/>
-          <w:insideH w:val="single" w:sz="6" w:space="0" w:color="auto"/>
-          <w:insideV w:val="single" w:sz="6" w:space="0" w:color="auto"/>
+          <w:top w:val="single" w:sz="6" w:space="0" w:color="808080"/>
+          <w:left w:val="single" w:sz="6" w:space="0" w:color="808080"/>
+          <w:bottom w:val="single" w:sz="6" w:space="0" w:color="808080"/>
+          <w:right w:val="single" w:sz="6" w:space="0" w:color="808080"/>
+          <w:insideH w:val="single" w:sz="6" w:space="0" w:color="808080"/>
+          <w:insideV w:val="single" w:sz="6" w:space="0" w:color="808080"/>
         </w:tblBorders>
       </w:tblPr>
       <w:tblGrid>
@@ -739,15 +739,15 @@
       <w:tblPr>
         <w:tblStyle w:val="Table"/>
         <w:tblW w:type="pct" w:w="5000"/>
-        <w:tblLayout w:type="autofit"/>
+        <w:tblLayout w:type="fixed"/>
         <w:tblLook w:firstRow="1" w:lastRow="0" w:firstColumn="0" w:lastColumn="0" w:noHBand="0" w:noVBand="0" w:val="0020"/>
         <w:tblBorders>
-          <w:top w:val="single" w:sz="6" w:space="0" w:color="auto"/>
-          <w:left w:val="single" w:sz="6" w:space="0" w:color="auto"/>
-          <w:bottom w:val="single" w:sz="6" w:space="0" w:color="auto"/>
-          <w:right w:val="single" w:sz="6" w:space="0" w:color="auto"/>
-          <w:insideH w:val="single" w:sz="6" w:space="0" w:color="auto"/>
-          <w:insideV w:val="single" w:sz="6" w:space="0" w:color="auto"/>
+          <w:top w:val="single" w:sz="6" w:space="0" w:color="808080"/>
+          <w:left w:val="single" w:sz="6" w:space="0" w:color="808080"/>
+          <w:bottom w:val="single" w:sz="6" w:space="0" w:color="808080"/>
+          <w:right w:val="single" w:sz="6" w:space="0" w:color="808080"/>
+          <w:insideH w:val="single" w:sz="6" w:space="0" w:color="808080"/>
+          <w:insideV w:val="single" w:sz="6" w:space="0" w:color="808080"/>
         </w:tblBorders>
       </w:tblPr>
       <w:tblGrid>
@@ -912,15 +912,15 @@
       <w:tblPr>
         <w:tblStyle w:val="Table"/>
         <w:tblW w:type="pct" w:w="5000"/>
-        <w:tblLayout w:type="autofit"/>
+        <w:tblLayout w:type="fixed"/>
         <w:tblLook w:firstRow="1" w:lastRow="0" w:firstColumn="0" w:lastColumn="0" w:noHBand="0" w:noVBand="0" w:val="0020"/>
         <w:tblBorders>
-          <w:top w:val="single" w:sz="6" w:space="0" w:color="auto"/>
-          <w:left w:val="single" w:sz="6" w:space="0" w:color="auto"/>
-          <w:bottom w:val="single" w:sz="6" w:space="0" w:color="auto"/>
-          <w:right w:val="single" w:sz="6" w:space="0" w:color="auto"/>
-          <w:insideH w:val="single" w:sz="6" w:space="0" w:color="auto"/>
-          <w:insideV w:val="single" w:sz="6" w:space="0" w:color="auto"/>
+          <w:top w:val="single" w:sz="6" w:space="0" w:color="808080"/>
+          <w:left w:val="single" w:sz="6" w:space="0" w:color="808080"/>
+          <w:bottom w:val="single" w:sz="6" w:space="0" w:color="808080"/>
+          <w:right w:val="single" w:sz="6" w:space="0" w:color="808080"/>
+          <w:insideH w:val="single" w:sz="6" w:space="0" w:color="808080"/>
+          <w:insideV w:val="single" w:sz="6" w:space="0" w:color="808080"/>
         </w:tblBorders>
       </w:tblPr>
       <w:tblGrid>
@@ -1056,15 +1056,15 @@
       <w:tblPr>
         <w:tblStyle w:val="Table"/>
         <w:tblW w:type="pct" w:w="5000"/>
-        <w:tblLayout w:type="autofit"/>
+        <w:tblLayout w:type="fixed"/>
         <w:tblLook w:firstRow="1" w:lastRow="0" w:firstColumn="0" w:lastColumn="0" w:noHBand="0" w:noVBand="0" w:val="0020"/>
         <w:tblBorders>
-          <w:top w:val="single" w:sz="6" w:space="0" w:color="auto"/>
-          <w:left w:val="single" w:sz="6" w:space="0" w:color="auto"/>
-          <w:bottom w:val="single" w:sz="6" w:space="0" w:color="auto"/>
-          <w:right w:val="single" w:sz="6" w:space="0" w:color="auto"/>
-          <w:insideH w:val="single" w:sz="6" w:space="0" w:color="auto"/>
-          <w:insideV w:val="single" w:sz="6" w:space="0" w:color="auto"/>
+          <w:top w:val="single" w:sz="6" w:space="0" w:color="808080"/>
+          <w:left w:val="single" w:sz="6" w:space="0" w:color="808080"/>
+          <w:bottom w:val="single" w:sz="6" w:space="0" w:color="808080"/>
+          <w:right w:val="single" w:sz="6" w:space="0" w:color="808080"/>
+          <w:insideH w:val="single" w:sz="6" w:space="0" w:color="808080"/>
+          <w:insideV w:val="single" w:sz="6" w:space="0" w:color="808080"/>
         </w:tblBorders>
       </w:tblPr>
       <w:tblGrid>
@@ -1287,15 +1287,15 @@
       <w:tblPr>
         <w:tblStyle w:val="Table"/>
         <w:tblW w:type="pct" w:w="5000"/>
-        <w:tblLayout w:type="autofit"/>
+        <w:tblLayout w:type="fixed"/>
         <w:tblLook w:firstRow="1" w:lastRow="0" w:firstColumn="0" w:lastColumn="0" w:noHBand="0" w:noVBand="0" w:val="0020"/>
         <w:tblBorders>
-          <w:top w:val="single" w:sz="6" w:space="0" w:color="auto"/>
-          <w:left w:val="single" w:sz="6" w:space="0" w:color="auto"/>
-          <w:bottom w:val="single" w:sz="6" w:space="0" w:color="auto"/>
-          <w:right w:val="single" w:sz="6" w:space="0" w:color="auto"/>
-          <w:insideH w:val="single" w:sz="6" w:space="0" w:color="auto"/>
-          <w:insideV w:val="single" w:sz="6" w:space="0" w:color="auto"/>
+          <w:top w:val="single" w:sz="6" w:space="0" w:color="808080"/>
+          <w:left w:val="single" w:sz="6" w:space="0" w:color="808080"/>
+          <w:bottom w:val="single" w:sz="6" w:space="0" w:color="808080"/>
+          <w:right w:val="single" w:sz="6" w:space="0" w:color="808080"/>
+          <w:insideH w:val="single" w:sz="6" w:space="0" w:color="808080"/>
+          <w:insideV w:val="single" w:sz="6" w:space="0" w:color="808080"/>
         </w:tblBorders>
       </w:tblPr>
       <w:tblGrid>
@@ -1853,7 +1853,6 @@
   <w:docDefaults>
     <w:rPrDefault>
       <w:rPr>
-        <w:color w:val="auto"/>
         <w:rFonts w:asciiTheme="minorHAnsi" w:cstheme="minorBidi" w:eastAsiaTheme="minorEastAsia" w:hAnsiTheme="minorHAnsi"/>
         <w:sz w:val="24"/>
         <w:szCs w:val="24"/>
@@ -2396,6 +2395,14 @@
         <w:bottom w:type="dxa" w:w="0"/>
         <w:right w:type="dxa" w:w="108"/>
       </w:tblCellMar>
+      <w:tblBorders>
+        <w:top w:color="auto" w:space="0" w:sz="6" w:val="single"/>
+        <w:left w:color="auto" w:space="0" w:sz="6" w:val="single"/>
+        <w:bottom w:color="auto" w:space="0" w:sz="6" w:val="single"/>
+        <w:right w:color="auto" w:space="0" w:sz="6" w:val="single"/>
+        <w:insideH w:color="auto" w:space="0" w:sz="6" w:val="single"/>
+        <w:insideV w:color="auto" w:space="0" w:sz="6" w:val="single"/>
+      </w:tblBorders>
     </w:tblPr>
     <w:tblStylePr w:type="firstRow">
       <w:tcPr>

--- a/docx/HPEProLiantWindowsServerISOAutomationDocumentationIndex.docx
+++ b/docx/HPEProLiantWindowsServerISOAutomationDocumentationIndex.docx
@@ -2,7 +2,7 @@
 <file path=word/document.xml><?xml version="1.0" encoding="utf-8"?>
 <w:document xmlns:w="http://schemas.openxmlformats.org/wordprocessingml/2006/main" xmlns:m="http://schemas.openxmlformats.org/officeDocument/2006/math" xmlns:r="http://schemas.openxmlformats.org/officeDocument/2006/relationships" xmlns:o="urn:schemas-microsoft-com:office:office" xmlns:v="urn:schemas-microsoft-com:vml" xmlns:w10="urn:schemas-microsoft-com:office:word" xmlns:a="http://schemas.openxmlformats.org/drawingml/2006/main" xmlns:pic="http://schemas.openxmlformats.org/drawingml/2006/picture" xmlns:wp="http://schemas.openxmlformats.org/drawingml/2006/wordprocessingDrawing">
   <w:body>
-    <w:bookmarkStart w:id="41" w:name="sec1"/>
+    <w:bookmarkStart w:id="42" w:name="sec1"/>
     <w:p>
       <w:pPr>
         <w:pStyle w:val="Heading1"/>
@@ -447,7 +447,7 @@
       </w:r>
     </w:p>
     <w:bookmarkEnd w:id="15"/>
-    <w:bookmarkStart w:id="39" w:name="sec5"/>
+    <w:bookmarkStart w:id="40" w:name="sec5"/>
     <w:p>
       <w:pPr>
         <w:pStyle w:val="Heading2"/>
@@ -726,7 +726,7 @@
       </w:tr>
     </w:tbl>
     <w:bookmarkEnd w:id="21"/>
-    <w:bookmarkStart w:id="24" w:name="sec7"/>
+    <w:bookmarkStart w:id="25" w:name="sec7"/>
     <w:p>
       <w:pPr>
         <w:pStyle w:val="Heading3"/>
@@ -793,7 +793,7 @@
                 <w:rPr>
                   <w:rStyle w:val="Hyperlink"/>
                 </w:rPr>
-                <w:t xml:space="preserve">Runbook Requirements</w:t>
+                <w:t xml:space="preserve">Runbook Requirements (current)</w:t>
               </w:r>
             </w:hyperlink>
           </w:p>
@@ -805,7 +805,17 @@
               <w:pStyle w:val="Compact"/>
             </w:pPr>
             <w:r>
-              <w:t xml:space="preserve">Operational runbook for automating physical HPE server builds with ConfigMgr + OneView + iLO Redfish</w:t>
+              <w:t xml:space="preserve">Operational runbook for automating physical HPE server builds — client-supplied Windows ISO mounted via iLO Redfish + OneView target resolution; firmware applied post-OS via HPE SUT.</w:t>
+            </w:r>
+            <w:r>
+              <w:t xml:space="preserve"> </w:t>
+            </w:r>
+            <w:r>
+              <w:rPr>
+                <w:b/>
+                <w:bCs/>
+              </w:rPr>
+              <w:t xml:space="preserve">No ConfigMgr.</w:t>
             </w:r>
           </w:p>
         </w:tc>
@@ -822,7 +832,7 @@
                 <w:rPr>
                   <w:rStyle w:val="Hyperlink"/>
                 </w:rPr>
-                <w:t xml:space="preserve">Runbook Changes</w:t>
+                <w:t xml:space="preserve">Runbook Requirements (legacy)</w:t>
               </w:r>
             </w:hyperlink>
           </w:p>
@@ -834,7 +844,36 @@
               <w:pStyle w:val="Compact"/>
             </w:pPr>
             <w:r>
-              <w:t xml:space="preserve">Implementation plan and design decisions for the ConfigMgr bootable-media workflow</w:t>
+              <w:t xml:space="preserve">Previous ConfigMgr + bootable-media runbook. Superseded by the current runbook above.</w:t>
+            </w:r>
+          </w:p>
+        </w:tc>
+      </w:tr>
+      <w:tr>
+        <w:tc>
+          <w:tcPr/>
+          <w:p>
+            <w:pPr>
+              <w:pStyle w:val="Compact"/>
+            </w:pPr>
+            <w:hyperlink r:id="rId24">
+              <w:r>
+                <w:rPr>
+                  <w:rStyle w:val="Hyperlink"/>
+                </w:rPr>
+                <w:t xml:space="preserve">Runbook Changes (superseded)</w:t>
+              </w:r>
+            </w:hyperlink>
+          </w:p>
+        </w:tc>
+        <w:tc>
+          <w:tcPr/>
+          <w:p>
+            <w:pPr>
+              <w:pStyle w:val="Compact"/>
+            </w:pPr>
+            <w:r>
+              <w:t xml:space="preserve">Retired ConfigMgr bootable-media design plan; retained as an audit stub.</w:t>
             </w:r>
           </w:p>
         </w:tc>
@@ -863,7 +902,7 @@
               <w:pStyle w:val="Compact"/>
             </w:pPr>
             <w:r>
-              <w:t xml:space="preserve">Command-level reference for the physical server build functions</w:t>
+              <w:t xml:space="preserve">Command-level reference for the physical server build functions (incl. ISO/firmware parameter options)</w:t>
             </w:r>
           </w:p>
         </w:tc>
@@ -898,8 +937,8 @@
         </w:tc>
       </w:tr>
     </w:tbl>
-    <w:bookmarkEnd w:id="24"/>
-    <w:bookmarkStart w:id="28" w:name="sec8"/>
+    <w:bookmarkEnd w:id="25"/>
+    <w:bookmarkStart w:id="29" w:name="sec8"/>
     <w:p>
       <w:pPr>
         <w:pStyle w:val="Heading3"/>
@@ -961,7 +1000,7 @@
             <w:pPr>
               <w:pStyle w:val="Compact"/>
             </w:pPr>
-            <w:hyperlink r:id="rId25">
+            <w:hyperlink r:id="rId26">
               <w:r>
                 <w:rPr>
                   <w:rStyle w:val="Hyperlink"/>
@@ -990,7 +1029,7 @@
             <w:pPr>
               <w:pStyle w:val="Compact"/>
             </w:pPr>
-            <w:hyperlink r:id="rId26">
+            <w:hyperlink r:id="rId27">
               <w:r>
                 <w:rPr>
                   <w:rStyle w:val="Hyperlink"/>
@@ -1019,7 +1058,7 @@
             <w:pPr>
               <w:pStyle w:val="Compact"/>
             </w:pPr>
-            <w:hyperlink r:id="rId27">
+            <w:hyperlink r:id="rId28">
               <w:r>
                 <w:rPr>
                   <w:rStyle w:val="Hyperlink"/>
@@ -1042,8 +1081,8 @@
         </w:tc>
       </w:tr>
     </w:tbl>
-    <w:bookmarkEnd w:id="28"/>
-    <w:bookmarkStart w:id="35" w:name="sec9"/>
+    <w:bookmarkEnd w:id="29"/>
+    <w:bookmarkStart w:id="36" w:name="sec9"/>
     <w:p>
       <w:pPr>
         <w:pStyle w:val="Heading3"/>
@@ -1105,7 +1144,7 @@
             <w:pPr>
               <w:pStyle w:val="Compact"/>
             </w:pPr>
-            <w:hyperlink r:id="rId29">
+            <w:hyperlink r:id="rId30">
               <w:r>
                 <w:rPr>
                   <w:rStyle w:val="Hyperlink"/>
@@ -1134,7 +1173,7 @@
             <w:pPr>
               <w:pStyle w:val="Compact"/>
             </w:pPr>
-            <w:hyperlink r:id="rId30">
+            <w:hyperlink r:id="rId31">
               <w:r>
                 <w:rPr>
                   <w:rStyle w:val="Hyperlink"/>
@@ -1163,7 +1202,7 @@
             <w:pPr>
               <w:pStyle w:val="Compact"/>
             </w:pPr>
-            <w:hyperlink r:id="rId31">
+            <w:hyperlink r:id="rId32">
               <w:r>
                 <w:rPr>
                   <w:rStyle w:val="Hyperlink"/>
@@ -1192,7 +1231,7 @@
             <w:pPr>
               <w:pStyle w:val="Compact"/>
             </w:pPr>
-            <w:hyperlink r:id="rId32">
+            <w:hyperlink r:id="rId33">
               <w:r>
                 <w:rPr>
                   <w:rStyle w:val="Hyperlink"/>
@@ -1221,7 +1260,7 @@
             <w:pPr>
               <w:pStyle w:val="Compact"/>
             </w:pPr>
-            <w:hyperlink r:id="rId33">
+            <w:hyperlink r:id="rId34">
               <w:r>
                 <w:rPr>
                   <w:rStyle w:val="Hyperlink"/>
@@ -1250,7 +1289,7 @@
             <w:pPr>
               <w:pStyle w:val="Compact"/>
             </w:pPr>
-            <w:hyperlink r:id="rId34">
+            <w:hyperlink r:id="rId35">
               <w:r>
                 <w:rPr>
                   <w:rStyle w:val="Hyperlink"/>
@@ -1273,8 +1312,8 @@
         </w:tc>
       </w:tr>
     </w:tbl>
-    <w:bookmarkEnd w:id="35"/>
-    <w:bookmarkStart w:id="38" w:name="sec10"/>
+    <w:bookmarkEnd w:id="36"/>
+    <w:bookmarkStart w:id="39" w:name="sec10"/>
     <w:p>
       <w:pPr>
         <w:pStyle w:val="Heading3"/>
@@ -1336,7 +1375,7 @@
             <w:pPr>
               <w:pStyle w:val="Compact"/>
             </w:pPr>
-            <w:hyperlink r:id="rId36">
+            <w:hyperlink r:id="rId37">
               <w:r>
                 <w:rPr>
                   <w:rStyle w:val="Hyperlink"/>
@@ -1365,7 +1404,7 @@
             <w:pPr>
               <w:pStyle w:val="Compact"/>
             </w:pPr>
-            <w:hyperlink r:id="rId37">
+            <w:hyperlink r:id="rId38">
               <w:r>
                 <w:rPr>
                   <w:rStyle w:val="Hyperlink"/>
@@ -1395,9 +1434,9 @@
         </w:pict>
       </w:r>
     </w:p>
-    <w:bookmarkEnd w:id="38"/>
     <w:bookmarkEnd w:id="39"/>
-    <w:bookmarkStart w:id="40" w:name="sec11"/>
+    <w:bookmarkEnd w:id="40"/>
+    <w:bookmarkStart w:id="41" w:name="sec11"/>
     <w:p>
       <w:pPr>
         <w:pStyle w:val="Heading2"/>
@@ -1502,8 +1541,8 @@
         <w:t xml:space="preserve">PR description must link to any documentation changes</w:t>
       </w:r>
     </w:p>
-    <w:bookmarkEnd w:id="40"/>
     <w:bookmarkEnd w:id="41"/>
+    <w:bookmarkEnd w:id="42"/>
     <w:sectPr>
       <w:pgSz w:w="16838" w:h="11906" w:orient="landscape"/>
       <w:footnotePr>
